--- a/new/H_U/SAMR_HU_UC05_v1.docx
+++ b/new/H_U/SAMR_HU_UC05_v1.docx
@@ -208,25 +208,7 @@
                 <w:sz w:val="17"/>
                 <w:szCs w:val="17"/>
               </w:rPr>
-              <w:t xml:space="preserve">Sistema de Atención Médica Remota — Equipo </w:t>
-            </w:r>
-            <w:proofErr w:type="spellStart"/>
-            <w:r>
-              <w:rPr>
-                <w:color w:val="000000"/>
-                <w:sz w:val="17"/>
-                <w:szCs w:val="17"/>
-              </w:rPr>
-              <w:t>LLdE</w:t>
-            </w:r>
-            <w:proofErr w:type="spellEnd"/>
-            <w:r>
-              <w:rPr>
-                <w:color w:val="000000"/>
-                <w:sz w:val="17"/>
-                <w:szCs w:val="17"/>
-              </w:rPr>
-              <w:t xml:space="preserve"> — UTPL</w:t>
+              <w:t xml:space="preserve">Sistema de Atención Médica Remota — Equipo LLdE — UTPL</w:t>
             </w:r>
           </w:p>
         </w:tc>
@@ -416,18 +398,8 @@
                 <w:sz w:val="17"/>
                 <w:szCs w:val="17"/>
               </w:rPr>
-              <w:t xml:space="preserve">Equipo </w:t>
-            </w:r>
-            <w:proofErr w:type="spellStart"/>
-            <w:r>
-              <w:rPr>
-                <w:color w:val="000000"/>
-                <w:sz w:val="17"/>
-                <w:szCs w:val="17"/>
-              </w:rPr>
-              <w:t>LLdE</w:t>
-            </w:r>
-            <w:proofErr w:type="spellEnd"/>
+              <w:t xml:space="preserve">Equipo LLdE</w:t>
+            </w:r>
           </w:p>
         </w:tc>
       </w:tr>
@@ -745,18 +717,8 @@
                 <w:sz w:val="17"/>
                 <w:szCs w:val="17"/>
               </w:rPr>
-              <w:t xml:space="preserve">Equipo </w:t>
-            </w:r>
-            <w:proofErr w:type="spellStart"/>
-            <w:r>
-              <w:rPr>
-                <w:color w:val="000000"/>
-                <w:sz w:val="17"/>
-                <w:szCs w:val="17"/>
-              </w:rPr>
-              <w:t>LLdE</w:t>
-            </w:r>
-            <w:proofErr w:type="spellEnd"/>
+              <w:t xml:space="preserve">Equipo LLdE</w:t>
+            </w:r>
           </w:p>
         </w:tc>
         <w:tc>
@@ -1119,18 +1081,8 @@
                 <w:sz w:val="17"/>
                 <w:szCs w:val="17"/>
               </w:rPr>
-              <w:t xml:space="preserve">Equipo </w:t>
-            </w:r>
-            <w:proofErr w:type="spellStart"/>
-            <w:r>
-              <w:rPr>
-                <w:color w:val="000000"/>
-                <w:sz w:val="17"/>
-                <w:szCs w:val="17"/>
-              </w:rPr>
-              <w:t>LLdE</w:t>
-            </w:r>
-            <w:proofErr w:type="spellEnd"/>
+              <w:t xml:space="preserve">Equipo LLdE</w:t>
+            </w:r>
           </w:p>
         </w:tc>
         <w:tc>
@@ -1701,25 +1653,7 @@
                 <w:sz w:val="17"/>
                 <w:szCs w:val="17"/>
               </w:rPr>
-              <w:t xml:space="preserve">El Auditor del MSP se autentica con sus credenciales en </w:t>
-            </w:r>
-            <w:proofErr w:type="spellStart"/>
-            <w:r>
-              <w:rPr>
-                <w:color w:val="000000"/>
-                <w:sz w:val="17"/>
-                <w:szCs w:val="17"/>
-              </w:rPr>
-              <w:t>LogAuditoria</w:t>
-            </w:r>
-            <w:proofErr w:type="spellEnd"/>
-            <w:r>
-              <w:rPr>
-                <w:color w:val="000000"/>
-                <w:sz w:val="17"/>
-                <w:szCs w:val="17"/>
-              </w:rPr>
-              <w:t>.</w:t>
+              <w:t xml:space="preserve">El Auditor del MSP se autentica con sus credenciales en LogAuditoria.</w:t>
             </w:r>
           </w:p>
         </w:tc>
@@ -1774,23 +1708,13 @@
             <w:pPr>
               <w:spacing w:before="50" w:after="50"/>
             </w:pPr>
-            <w:proofErr w:type="spellStart"/>
-            <w:r>
-              <w:rPr>
-                <w:color w:val="000000"/>
-                <w:sz w:val="17"/>
-                <w:szCs w:val="17"/>
-              </w:rPr>
-              <w:t>LogAuditoria</w:t>
-            </w:r>
-            <w:proofErr w:type="spellEnd"/>
-            <w:r>
-              <w:rPr>
-                <w:color w:val="000000"/>
-                <w:sz w:val="17"/>
-                <w:szCs w:val="17"/>
-              </w:rPr>
-              <w:t xml:space="preserve"> verifica el token y habilita los permisos del rol de auditoría.</w:t>
+            <w:r>
+              <w:rPr>
+                <w:color w:val="000000"/>
+                <w:sz w:val="17"/>
+                <w:szCs w:val="17"/>
+              </w:rPr>
+              <w:t xml:space="preserve">LogAuditoria verifica el token y habilita los permisos del rol de auditoría.</w:t>
             </w:r>
           </w:p>
         </w:tc>
@@ -1851,25 +1775,7 @@
                 <w:sz w:val="17"/>
                 <w:szCs w:val="17"/>
               </w:rPr>
-              <w:t xml:space="preserve">El Auditor del MSP consulta los registros y solicita su descifrado a </w:t>
-            </w:r>
-            <w:proofErr w:type="spellStart"/>
-            <w:r>
-              <w:rPr>
-                <w:color w:val="000000"/>
-                <w:sz w:val="17"/>
-                <w:szCs w:val="17"/>
-              </w:rPr>
-              <w:t>LogAuditoria</w:t>
-            </w:r>
-            <w:proofErr w:type="spellEnd"/>
-            <w:r>
-              <w:rPr>
-                <w:color w:val="000000"/>
-                <w:sz w:val="17"/>
-                <w:szCs w:val="17"/>
-              </w:rPr>
-              <w:t>.</w:t>
+              <w:t xml:space="preserve">El Auditor del MSP consulta los registros y solicita su descifrado a LogAuditoria.</w:t>
             </w:r>
           </w:p>
         </w:tc>
@@ -1924,41 +1830,13 @@
             <w:pPr>
               <w:spacing w:before="50" w:after="50"/>
             </w:pPr>
-            <w:proofErr w:type="spellStart"/>
-            <w:r>
-              <w:rPr>
-                <w:color w:val="000000"/>
-                <w:sz w:val="17"/>
-                <w:szCs w:val="17"/>
-              </w:rPr>
-              <w:t>LogAuditoria</w:t>
-            </w:r>
-            <w:proofErr w:type="spellEnd"/>
-            <w:r>
-              <w:rPr>
-                <w:color w:val="000000"/>
-                <w:sz w:val="17"/>
-                <w:szCs w:val="17"/>
-              </w:rPr>
-              <w:t xml:space="preserve"> solicita a </w:t>
-            </w:r>
-            <w:proofErr w:type="spellStart"/>
-            <w:r>
-              <w:rPr>
-                <w:color w:val="000000"/>
-                <w:sz w:val="17"/>
-                <w:szCs w:val="17"/>
-              </w:rPr>
-              <w:t>PoliticaCifrado</w:t>
-            </w:r>
-            <w:proofErr w:type="spellEnd"/>
-            <w:r>
-              <w:rPr>
-                <w:color w:val="000000"/>
-                <w:sz w:val="17"/>
-                <w:szCs w:val="17"/>
-              </w:rPr>
-              <w:t xml:space="preserve"> el descifrado con las llaves AES-256.</w:t>
+            <w:r>
+              <w:rPr>
+                <w:color w:val="000000"/>
+                <w:sz w:val="17"/>
+                <w:szCs w:val="17"/>
+              </w:rPr>
+              <w:t xml:space="preserve">LogAuditoria solicita a PoliticaCifrado el descifrado con las llaves AES-256.</w:t>
             </w:r>
           </w:p>
         </w:tc>
@@ -2013,23 +1891,13 @@
             <w:pPr>
               <w:spacing w:before="50" w:after="50"/>
             </w:pPr>
-            <w:proofErr w:type="spellStart"/>
-            <w:r>
-              <w:rPr>
-                <w:color w:val="000000"/>
-                <w:sz w:val="17"/>
-                <w:szCs w:val="17"/>
-              </w:rPr>
-              <w:t>PoliticaCifrado</w:t>
-            </w:r>
-            <w:proofErr w:type="spellEnd"/>
-            <w:r>
-              <w:rPr>
-                <w:color w:val="000000"/>
-                <w:sz w:val="17"/>
-                <w:szCs w:val="17"/>
-              </w:rPr>
-              <w:t xml:space="preserve"> descifra los registros y los expone al Auditor del MSP.</w:t>
+            <w:r>
+              <w:rPr>
+                <w:color w:val="000000"/>
+                <w:sz w:val="17"/>
+                <w:szCs w:val="17"/>
+              </w:rPr>
+              <w:t xml:space="preserve">PoliticaCifrado descifra los registros y los expone al Auditor del MSP.</w:t>
             </w:r>
           </w:p>
         </w:tc>
@@ -2151,25 +2019,7 @@
                 <w:sz w:val="17"/>
                 <w:szCs w:val="17"/>
               </w:rPr>
-              <w:t xml:space="preserve">El Auditor notifica conformidad al DPO, quien firma el informe; </w:t>
-            </w:r>
-            <w:proofErr w:type="spellStart"/>
-            <w:r>
-              <w:rPr>
-                <w:color w:val="000000"/>
-                <w:sz w:val="17"/>
-                <w:szCs w:val="17"/>
-              </w:rPr>
-              <w:t>LogAuditoria</w:t>
-            </w:r>
-            <w:proofErr w:type="spellEnd"/>
-            <w:r>
-              <w:rPr>
-                <w:color w:val="000000"/>
-                <w:sz w:val="17"/>
-                <w:szCs w:val="17"/>
-              </w:rPr>
-              <w:t xml:space="preserve"> registra el cierre.</w:t>
+              <w:t xml:space="preserve">El Auditor notifica conformidad al DPO, quien firma el informe; LogAuditoria registra el cierre.</w:t>
             </w:r>
           </w:p>
         </w:tc>
@@ -2221,25 +2071,7 @@
           <w:sz w:val="18"/>
           <w:szCs w:val="18"/>
         </w:rPr>
-        <w:t xml:space="preserve">Registros descifrados únicamente mediante </w:t>
-      </w:r>
-      <w:proofErr w:type="spellStart"/>
-      <w:r>
-        <w:rPr>
-          <w:color w:val="000000"/>
-          <w:sz w:val="18"/>
-          <w:szCs w:val="18"/>
-        </w:rPr>
-        <w:t>PoliticaCifrado</w:t>
-      </w:r>
-      <w:proofErr w:type="spellEnd"/>
-      <w:r>
-        <w:rPr>
-          <w:color w:val="000000"/>
-          <w:sz w:val="18"/>
-          <w:szCs w:val="18"/>
-        </w:rPr>
-        <w:t xml:space="preserve"> con AES-256.</w:t>
+        <w:t xml:space="preserve">Registros descifrados únicamente mediante PoliticaCifrado con AES-256.</w:t>
       </w:r>
     </w:p>
     <w:p>
@@ -3160,7 +2992,7 @@
                 <w:sz w:val="15"/>
                 <w:szCs w:val="15"/>
               </w:rPr>
-              <w:t>RF-M5-001</w:t>
+              <w:t>RF-17</w:t>
             </w:r>
           </w:p>
         </w:tc>
@@ -3327,7 +3159,7 @@
                 <w:sz w:val="15"/>
                 <w:szCs w:val="15"/>
               </w:rPr>
-              <w:t>RF-M5-004</w:t>
+              <w:t>RF-20</w:t>
             </w:r>
           </w:p>
         </w:tc>
@@ -3550,7 +3382,7 @@
                 <w:sz w:val="17"/>
                 <w:szCs w:val="17"/>
               </w:rPr>
-              <w:t>RF-M5-001 — Cifrado de datos AES-256/TLS</w:t>
+              <w:t>RF-17 — Cifrado de datos AES-256/TLS</w:t>
             </w:r>
           </w:p>
         </w:tc>
@@ -3637,7 +3469,7 @@
                 <w:sz w:val="17"/>
                 <w:szCs w:val="17"/>
               </w:rPr>
-              <w:t>RF-M5-004 — Logs de auditoría inmutables</w:t>
+              <w:t>RF-20 — Logs de auditoría inmutables</w:t>
             </w:r>
           </w:p>
         </w:tc>
@@ -3746,25 +3578,7 @@
           <w:sz w:val="18"/>
           <w:szCs w:val="18"/>
         </w:rPr>
-        <w:t xml:space="preserve">US-001 es </w:t>
-      </w:r>
-      <w:proofErr w:type="spellStart"/>
-      <w:r>
-        <w:rPr>
-          <w:color w:val="000000"/>
-          <w:sz w:val="18"/>
-          <w:szCs w:val="18"/>
-        </w:rPr>
-        <w:t>prerequisito</w:t>
-      </w:r>
-      <w:proofErr w:type="spellEnd"/>
-      <w:r>
-        <w:rPr>
-          <w:color w:val="000000"/>
-          <w:sz w:val="18"/>
-          <w:szCs w:val="18"/>
-        </w:rPr>
-        <w:t xml:space="preserve"> técnico de US-002.</w:t>
+        <w:t xml:space="preserve">US-001 es prerequisito técnico de US-002.</w:t>
       </w:r>
     </w:p>
     <w:p>
